--- a/sample_data/دستورالعمل-استخدام.docx
+++ b/sample_data/دستورالعمل-استخدام.docx
@@ -12,7 +12,7 @@
     </w:p>
     <w:p>
       <w:r>
-        <w:t>دستورالعمل فرآیند استخدام کارمندان جدید در شرکت رُشن. این سند مراحل استاندارد جذب و استخدام را شرح می‌دهد.</w:t>
+        <w:t>دستورالعمل فرآیند استخدام کارمندان جدید در شرکت روشن. این سند مراحل استاندارد جذب و استخدام را شرح می‌دهد.</w:t>
       </w:r>
     </w:p>
     <w:p>
